--- a/output/sample_with_footnotes.docx
+++ b/output/sample_with_footnotes.docx
@@ -26,7 +26,7 @@
         <w:rPr>
           <w:rStyle w:val="FootnoteReference"/>
         </w:rPr>
-        <w:footnoteReference w:id="1"/>
+        <w:footnoteReference w:id="2"/>
       </w:r>
       <w:r>
         <w:t xml:space="preserve">. Related work is also relevant </w:t>
@@ -35,7 +35,7 @@
         <w:rPr>
           <w:rStyle w:val="FootnoteReference"/>
         </w:rPr>
-        <w:footnoteReference w:id="2"/>
+        <w:footnoteReference w:id="3"/>
       </w:r>
       <w:r>
         <w:t xml:space="preserve"> and </w:t>
@@ -44,7 +44,7 @@
         <w:rPr>
           <w:rStyle w:val="FootnoteReference"/>
         </w:rPr>
-        <w:footnoteReference w:id="3"/>
+        <w:footnoteReference w:id="4"/>
       </w:r>
       <w:r>
         <w:t xml:space="preserve">. See this very important </w:t>
@@ -53,10 +53,13 @@
         <w:rPr>
           <w:rStyle w:val="FootnoteReference"/>
         </w:rPr>
-        <w:footnoteReference w:id="4"/>
+        <w:footnoteReference w:id="5"/>
       </w:r>
       <w:r>
         <w:t xml:space="preserve"> point restated.</w:t>
+      </w:r>
+      <w:r>
+        <w:footnoteReference w:id="1"/>
       </w:r>
     </w:p>
     <w:p>
@@ -75,12 +78,6 @@
         <w:rPr>
           <w:rStyle w:val="FootnoteReference"/>
         </w:rPr>
-        <w:footnoteReference w:id="5"/>
-      </w:r>
-      <w:r>
-        <w:rPr>
-          <w:rStyle w:val="FootnoteReference"/>
-        </w:rPr>
         <w:footnoteReference w:id="6"/>
       </w:r>
       <w:r>
@@ -88,6 +85,12 @@
           <w:rStyle w:val="FootnoteReference"/>
         </w:rPr>
         <w:footnoteReference w:id="7"/>
+      </w:r>
+      <w:r>
+        <w:rPr>
+          <w:rStyle w:val="FootnoteReference"/>
+        </w:rPr>
+        <w:footnoteReference w:id="8"/>
       </w:r>
       <w:r>
         <w:t xml:space="preserve">. </w:t>
@@ -101,8 +104,9 @@
       <w:r>
         <w:rPr>
           <w:rStyle w:val="FootnoteReference"/>
+          <w:b/>
         </w:rPr>
-        <w:footnoteReference w:id="8"/>
+        <w:footnoteReference w:id="9"/>
       </w:r>
       <w:r>
         <w:rPr>
@@ -117,12 +121,12 @@
         <w:rPr>
           <w:rStyle w:val="FootnoteReference"/>
         </w:rPr>
-        <w:footnoteReference w:id="9"/>
+        <w:footnoteReference w:id="10"/>
       </w:r>
       <w:r>
         <w:t xml:space="preserve">.</w:t>
       </w:r>
-      <w:hyperlink r:id="rId9">
+      <w:hyperlink r:id="rId10">
         <w:r>
           <w:t> (external resource)</w:t>
         </w:r>
@@ -134,7 +138,7 @@
         <w:rPr>
           <w:rStyle w:val="FootnoteReference"/>
         </w:rPr>
-        <w:footnoteReference w:id="10"/>
+        <w:footnoteReference w:id="11"/>
       </w:r>
       <w:r>
         <w:t xml:space="preserve">.</w:t>
@@ -169,7 +173,7 @@
               <w:rPr>
                 <w:rStyle w:val="FootnoteReference"/>
               </w:rPr>
-              <w:footnoteReference w:id="11"/>
+              <w:footnoteReference w:id="12"/>
             </w:r>
             <w:r>
               <w:t xml:space="preserve">.</w:t>
@@ -269,20 +273,11 @@
   </w:footnote>
   <w:footnote w:id="1">
     <w:p>
-      <w:pPr>
-        <w:pStyle w:val="FootnoteText"/>
-      </w:pPr>
       <w:r>
-        <w:rPr>
-          <w:rStyle w:val="FootnoteReference"/>
-        </w:rPr>
         <w:footnoteRef/>
       </w:r>
       <w:r>
-        <w:rPr>
-          <w:rStyle w:val="FootnoteText"/>
-        </w:rPr>
-        <w:t xml:space="preserve">https://example.com/one</w:t>
+        <w:t>This footnote already existed in the source document.</w:t>
       </w:r>
     </w:p>
   </w:footnote>
@@ -298,10 +293,7 @@
         <w:footnoteRef/>
       </w:r>
       <w:r>
-        <w:rPr>
-          <w:rStyle w:val="FootnoteText"/>
-        </w:rPr>
-        <w:t xml:space="preserve">https://example.com/two</w:t>
+        <w:t xml:space="preserve">https://example.com/one</w:t>
       </w:r>
     </w:p>
   </w:footnote>
@@ -317,10 +309,7 @@
         <w:footnoteRef/>
       </w:r>
       <w:r>
-        <w:rPr>
-          <w:rStyle w:val="FootnoteText"/>
-        </w:rPr>
-        <w:t xml:space="preserve">https://doi.org/10.1000/three</w:t>
+        <w:t xml:space="preserve">https://example.com/two</w:t>
       </w:r>
     </w:p>
   </w:footnote>
@@ -336,10 +325,7 @@
         <w:footnoteRef/>
       </w:r>
       <w:r>
-        <w:rPr>
-          <w:rStyle w:val="FootnoteText"/>
-        </w:rPr>
-        <w:t xml:space="preserve">https://example.com/two</w:t>
+        <w:t xml:space="preserve">https://doi.org/10.1000/three</w:t>
       </w:r>
     </w:p>
   </w:footnote>
@@ -355,10 +341,7 @@
         <w:footnoteRef/>
       </w:r>
       <w:r>
-        <w:rPr>
-          <w:rStyle w:val="FootnoteText"/>
-        </w:rPr>
-        <w:t xml:space="preserve">https://example.com/four</w:t>
+        <w:t xml:space="preserve">https://example.com/two</w:t>
       </w:r>
     </w:p>
   </w:footnote>
@@ -374,10 +357,7 @@
         <w:footnoteRef/>
       </w:r>
       <w:r>
-        <w:rPr>
-          <w:rStyle w:val="FootnoteText"/>
-        </w:rPr>
-        <w:t xml:space="preserve">https://example.com/five</w:t>
+        <w:t xml:space="preserve">https://example.com/four</w:t>
       </w:r>
     </w:p>
   </w:footnote>
@@ -393,10 +373,7 @@
         <w:footnoteRef/>
       </w:r>
       <w:r>
-        <w:rPr>
-          <w:rStyle w:val="FootnoteText"/>
-        </w:rPr>
-        <w:t xml:space="preserve">https://example.com/six</w:t>
+        <w:t xml:space="preserve">https://example.com/five</w:t>
       </w:r>
     </w:p>
   </w:footnote>
@@ -412,10 +389,7 @@
         <w:footnoteRef/>
       </w:r>
       <w:r>
-        <w:rPr>
-          <w:rStyle w:val="FootnoteText"/>
-        </w:rPr>
-        <w:t xml:space="preserve">https://example.com/seven</w:t>
+        <w:t xml:space="preserve">https://example.com/six</w:t>
       </w:r>
     </w:p>
   </w:footnote>
@@ -431,10 +405,7 @@
         <w:footnoteRef/>
       </w:r>
       <w:r>
-        <w:rPr>
-          <w:rStyle w:val="FootnoteText"/>
-        </w:rPr>
-        <w:t xml:space="preserve">https://example.com/eight</w:t>
+        <w:t xml:space="preserve">https://example.com/seven</w:t>
       </w:r>
     </w:p>
   </w:footnote>
@@ -450,10 +421,7 @@
         <w:footnoteRef/>
       </w:r>
       <w:r>
-        <w:rPr>
-          <w:rStyle w:val="FootnoteText"/>
-        </w:rPr>
-        <w:t xml:space="preserve">https://example.com/one</w:t>
+        <w:t xml:space="preserve">https://example.com/eight</w:t>
       </w:r>
     </w:p>
   </w:footnote>
@@ -469,9 +437,22 @@
         <w:footnoteRef/>
       </w:r>
       <w:r>
+        <w:t xml:space="preserve">https://example.com/one</w:t>
+      </w:r>
+    </w:p>
+  </w:footnote>
+  <w:footnote w:id="12">
+    <w:p>
+      <w:pPr>
+        <w:pStyle w:val="FootnoteText"/>
+      </w:pPr>
+      <w:r>
         <w:rPr>
-          <w:rStyle w:val="FootnoteText"/>
+          <w:rStyle w:val="FootnoteReference"/>
         </w:rPr>
+        <w:footnoteRef/>
+      </w:r>
+      <w:r>
         <w:t xml:space="preserve">https://example.com/nine</w:t>
       </w:r>
     </w:p>
